--- a/TrainingDocsDiagrams/04-Training-Schedule.docx
+++ b/TrainingDocsDiagrams/04-Training-Schedule.docx
@@ -12,7 +12,7 @@
           <w:color w:val="1F4E79"/>
           <w:sz w:val="40"/>
         </w:rPr>
-        <w:t xml:space="preserve">C# Training Session </w:t>
+        <w:t xml:space="preserve">C#.NET </w:t>
       </w:r>
       <w:r>
         <w:rPr>
@@ -20,7 +20,7 @@
           <w:color w:val="1F4E79"/>
           <w:sz w:val="40"/>
         </w:rPr>
-        <w:t xml:space="preserve">— </w:t>
+        <w:t>Training Session</w:t>
       </w:r>
       <w:r>
         <w:rPr>
@@ -28,7 +28,1475 @@
           <w:color w:val="1F4E79"/>
           <w:sz w:val="40"/>
         </w:rPr>
-        <w:t>Java</w:t>
+        <w:t xml:space="preserve"> – Topics to Cover</w:t>
+      </w:r>
+      <w:r>
+        <w:rPr>
+          <w:b/>
+          <w:color w:val="1F4E79"/>
+          <w:sz w:val="40"/>
+        </w:rPr>
+        <w:br/>
+      </w:r>
+      <w:r>
+        <w:rPr>
+          <w:b/>
+          <w:color w:val="1F4E79"/>
+          <w:sz w:val="40"/>
+        </w:rPr>
+        <w:t>T</w:t>
+      </w:r>
+      <w:r>
+        <w:rPr>
+          <w:b/>
+          <w:color w:val="1F4E79"/>
+          <w:sz w:val="40"/>
+        </w:rPr>
+        <w:t>hu, 3</w:t>
+      </w:r>
+      <w:r>
+        <w:rPr>
+          <w:b/>
+          <w:color w:val="1F4E79"/>
+          <w:sz w:val="40"/>
+          <w:vertAlign w:val="superscript"/>
+        </w:rPr>
+        <w:t>rd</w:t>
+      </w:r>
+      <w:r>
+        <w:rPr>
+          <w:b/>
+          <w:color w:val="1F4E79"/>
+          <w:sz w:val="40"/>
+        </w:rPr>
+        <w:t xml:space="preserve"> Sep 2026</w:t>
+      </w:r>
+    </w:p>
+    <w:tbl>
+      <w:tblPr>
+        <w:tblpPr w:leftFromText="180" w:rightFromText="180" w:vertAnchor="text" w:horzAnchor="margin" w:tblpY="317"/>
+        <w:tblW w:w="10458" w:type="dxa"/>
+        <w:tblBorders>
+          <w:top w:val="single" w:sz="4" w:space="0" w:color="B7C9D6"/>
+          <w:left w:val="single" w:sz="4" w:space="0" w:color="B7C9D6"/>
+          <w:bottom w:val="single" w:sz="4" w:space="0" w:color="B7C9D6"/>
+          <w:right w:val="single" w:sz="4" w:space="0" w:color="B7C9D6"/>
+          <w:insideH w:val="single" w:sz="4" w:space="0" w:color="B7C9D6"/>
+          <w:insideV w:val="single" w:sz="4" w:space="0" w:color="B7C9D6"/>
+        </w:tblBorders>
+        <w:tblLayout w:type="fixed"/>
+        <w:tblLook w:val="04A0" w:firstRow="1" w:lastRow="0" w:firstColumn="1" w:lastColumn="0" w:noHBand="0" w:noVBand="1"/>
+      </w:tblPr>
+      <w:tblGrid>
+        <w:gridCol w:w="1098"/>
+        <w:gridCol w:w="4770"/>
+        <w:gridCol w:w="4590"/>
+      </w:tblGrid>
+      <w:tr>
+        <w:trPr>
+          <w:trHeight w:val="440"/>
+        </w:trPr>
+        <w:tc>
+          <w:tcPr>
+            <w:tcW w:w="1098" w:type="dxa"/>
+            <w:shd w:val="clear" w:color="auto" w:fill="1F4E79"/>
+            <w:vAlign w:val="center"/>
+          </w:tcPr>
+          <w:p>
+            <w:pPr>
+              <w:jc w:val="center"/>
+              <w:rPr>
+                <w:rFonts w:asciiTheme="majorHAnsi" w:hAnsiTheme="majorHAnsi" w:cstheme="majorHAnsi"/>
+                <w:sz w:val="40"/>
+                <w:szCs w:val="40"/>
+              </w:rPr>
+            </w:pPr>
+          </w:p>
+        </w:tc>
+        <w:tc>
+          <w:tcPr>
+            <w:tcW w:w="4770" w:type="dxa"/>
+            <w:shd w:val="clear" w:color="auto" w:fill="1F4E79"/>
+            <w:vAlign w:val="center"/>
+          </w:tcPr>
+          <w:p>
+            <w:pPr>
+              <w:jc w:val="center"/>
+              <w:rPr>
+                <w:rFonts w:asciiTheme="majorHAnsi" w:hAnsiTheme="majorHAnsi" w:cstheme="majorHAnsi"/>
+                <w:sz w:val="40"/>
+                <w:szCs w:val="40"/>
+              </w:rPr>
+            </w:pPr>
+            <w:r>
+              <w:rPr>
+                <w:rFonts w:asciiTheme="majorHAnsi" w:hAnsiTheme="majorHAnsi" w:cstheme="majorHAnsi"/>
+                <w:b/>
+                <w:color w:val="FFFFFF"/>
+                <w:sz w:val="40"/>
+                <w:szCs w:val="40"/>
+              </w:rPr>
+              <w:t>.NET Web API</w:t>
+            </w:r>
+            <w:r>
+              <w:rPr>
+                <w:rFonts w:asciiTheme="majorHAnsi" w:hAnsiTheme="majorHAnsi" w:cstheme="majorHAnsi"/>
+                <w:b/>
+                <w:color w:val="FFFFFF"/>
+                <w:sz w:val="40"/>
+                <w:szCs w:val="40"/>
+              </w:rPr>
+              <w:t xml:space="preserve"> Features</w:t>
+            </w:r>
+          </w:p>
+        </w:tc>
+        <w:tc>
+          <w:tcPr>
+            <w:tcW w:w="4590" w:type="dxa"/>
+            <w:shd w:val="clear" w:color="auto" w:fill="1F4E79"/>
+            <w:vAlign w:val="center"/>
+          </w:tcPr>
+          <w:p>
+            <w:pPr>
+              <w:jc w:val="center"/>
+              <w:rPr>
+                <w:rFonts w:asciiTheme="majorHAnsi" w:hAnsiTheme="majorHAnsi" w:cstheme="majorHAnsi"/>
+                <w:sz w:val="40"/>
+                <w:szCs w:val="40"/>
+              </w:rPr>
+            </w:pPr>
+            <w:r>
+              <w:rPr>
+                <w:rFonts w:asciiTheme="majorHAnsi" w:hAnsiTheme="majorHAnsi" w:cstheme="majorHAnsi"/>
+                <w:b/>
+                <w:color w:val="FFFFFF"/>
+                <w:sz w:val="40"/>
+                <w:szCs w:val="40"/>
+              </w:rPr>
+              <w:t>Description</w:t>
+            </w:r>
+          </w:p>
+        </w:tc>
+      </w:tr>
+      <w:tr>
+        <w:tc>
+          <w:tcPr>
+            <w:tcW w:w="1098" w:type="dxa"/>
+            <w:shd w:val="clear" w:color="auto" w:fill="F3F6F9"/>
+          </w:tcPr>
+          <w:p>
+            <w:pPr>
+              <w:spacing w:after="20"/>
+              <w:rPr>
+                <w:rFonts w:asciiTheme="majorHAnsi" w:hAnsiTheme="majorHAnsi" w:cstheme="majorHAnsi"/>
+                <w:sz w:val="24"/>
+                <w:szCs w:val="24"/>
+              </w:rPr>
+            </w:pPr>
+            <w:r>
+              <w:rPr>
+                <w:rFonts w:asciiTheme="majorHAnsi" w:hAnsiTheme="majorHAnsi" w:cstheme="majorHAnsi"/>
+                <w:sz w:val="24"/>
+                <w:szCs w:val="24"/>
+              </w:rPr>
+              <w:t>1</w:t>
+            </w:r>
+          </w:p>
+        </w:tc>
+        <w:tc>
+          <w:tcPr>
+            <w:tcW w:w="4770" w:type="dxa"/>
+            <w:shd w:val="clear" w:color="auto" w:fill="EAF2F8"/>
+          </w:tcPr>
+          <w:p>
+            <w:pPr>
+              <w:spacing w:after="20"/>
+              <w:rPr>
+                <w:rFonts w:asciiTheme="majorHAnsi" w:hAnsiTheme="majorHAnsi" w:cstheme="majorHAnsi"/>
+                <w:bCs/>
+                <w:sz w:val="24"/>
+                <w:szCs w:val="24"/>
+              </w:rPr>
+            </w:pPr>
+            <w:r>
+              <w:rPr>
+                <w:rFonts w:asciiTheme="majorHAnsi" w:hAnsiTheme="majorHAnsi" w:cstheme="majorHAnsi"/>
+                <w:bCs/>
+                <w:sz w:val="24"/>
+                <w:szCs w:val="24"/>
+              </w:rPr>
+              <w:t>SQLite Database</w:t>
+            </w:r>
+          </w:p>
+        </w:tc>
+        <w:tc>
+          <w:tcPr>
+            <w:tcW w:w="4590" w:type="dxa"/>
+            <w:shd w:val="clear" w:color="auto" w:fill="F3F6F9"/>
+          </w:tcPr>
+          <w:p>
+            <w:pPr>
+              <w:spacing w:after="20"/>
+              <w:rPr>
+                <w:rFonts w:asciiTheme="majorHAnsi" w:hAnsiTheme="majorHAnsi" w:cstheme="majorHAnsi"/>
+                <w:sz w:val="24"/>
+                <w:szCs w:val="24"/>
+              </w:rPr>
+            </w:pPr>
+            <w:r>
+              <w:rPr>
+                <w:rFonts w:asciiTheme="majorHAnsi" w:hAnsiTheme="majorHAnsi" w:cstheme="majorHAnsi"/>
+                <w:sz w:val="24"/>
+                <w:szCs w:val="24"/>
+              </w:rPr>
+              <w:t>Database having Tables with relationships</w:t>
+            </w:r>
+          </w:p>
+        </w:tc>
+      </w:tr>
+      <w:tr>
+        <w:tc>
+          <w:tcPr>
+            <w:tcW w:w="1098" w:type="dxa"/>
+            <w:shd w:val="clear" w:color="auto" w:fill="F3F6F9"/>
+          </w:tcPr>
+          <w:p>
+            <w:pPr>
+              <w:spacing w:after="20"/>
+              <w:rPr>
+                <w:rFonts w:asciiTheme="majorHAnsi" w:hAnsiTheme="majorHAnsi" w:cstheme="majorHAnsi"/>
+                <w:sz w:val="24"/>
+                <w:szCs w:val="24"/>
+              </w:rPr>
+            </w:pPr>
+            <w:r>
+              <w:rPr>
+                <w:rFonts w:asciiTheme="majorHAnsi" w:hAnsiTheme="majorHAnsi" w:cstheme="majorHAnsi"/>
+                <w:sz w:val="24"/>
+                <w:szCs w:val="24"/>
+              </w:rPr>
+              <w:t>2</w:t>
+            </w:r>
+          </w:p>
+        </w:tc>
+        <w:tc>
+          <w:tcPr>
+            <w:tcW w:w="4770" w:type="dxa"/>
+            <w:shd w:val="clear" w:color="auto" w:fill="EAF2F8"/>
+          </w:tcPr>
+          <w:p>
+            <w:pPr>
+              <w:spacing w:after="20"/>
+              <w:rPr>
+                <w:rFonts w:asciiTheme="majorHAnsi" w:hAnsiTheme="majorHAnsi" w:cstheme="majorHAnsi"/>
+                <w:sz w:val="24"/>
+                <w:szCs w:val="24"/>
+              </w:rPr>
+            </w:pPr>
+            <w:r>
+              <w:rPr>
+                <w:rFonts w:asciiTheme="majorHAnsi" w:hAnsiTheme="majorHAnsi" w:cstheme="majorHAnsi"/>
+                <w:sz w:val="24"/>
+                <w:szCs w:val="24"/>
+              </w:rPr>
+              <w:t>appsettings.json</w:t>
+            </w:r>
+          </w:p>
+        </w:tc>
+        <w:tc>
+          <w:tcPr>
+            <w:tcW w:w="4590" w:type="dxa"/>
+            <w:shd w:val="clear" w:color="auto" w:fill="F3F6F9"/>
+          </w:tcPr>
+          <w:p>
+            <w:pPr>
+              <w:spacing w:after="20"/>
+              <w:rPr>
+                <w:rFonts w:asciiTheme="majorHAnsi" w:hAnsiTheme="majorHAnsi" w:cstheme="majorHAnsi"/>
+                <w:sz w:val="24"/>
+                <w:szCs w:val="24"/>
+              </w:rPr>
+            </w:pPr>
+            <w:r>
+              <w:rPr>
+                <w:rFonts w:asciiTheme="majorHAnsi" w:hAnsiTheme="majorHAnsi" w:cstheme="majorHAnsi"/>
+                <w:sz w:val="24"/>
+                <w:szCs w:val="24"/>
+              </w:rPr>
+              <w:t>Configuration and connection strings</w:t>
+            </w:r>
+          </w:p>
+        </w:tc>
+      </w:tr>
+      <w:tr>
+        <w:tc>
+          <w:tcPr>
+            <w:tcW w:w="1098" w:type="dxa"/>
+          </w:tcPr>
+          <w:p>
+            <w:pPr>
+              <w:spacing w:after="20"/>
+              <w:rPr>
+                <w:rFonts w:asciiTheme="majorHAnsi" w:hAnsiTheme="majorHAnsi" w:cstheme="majorHAnsi"/>
+                <w:sz w:val="24"/>
+                <w:szCs w:val="24"/>
+              </w:rPr>
+            </w:pPr>
+            <w:r>
+              <w:rPr>
+                <w:rFonts w:asciiTheme="majorHAnsi" w:hAnsiTheme="majorHAnsi" w:cstheme="majorHAnsi"/>
+                <w:sz w:val="24"/>
+                <w:szCs w:val="24"/>
+              </w:rPr>
+              <w:t>3</w:t>
+            </w:r>
+          </w:p>
+        </w:tc>
+        <w:tc>
+          <w:tcPr>
+            <w:tcW w:w="4770" w:type="dxa"/>
+            <w:shd w:val="clear" w:color="auto" w:fill="EAF2F8"/>
+          </w:tcPr>
+          <w:p>
+            <w:pPr>
+              <w:spacing w:after="20"/>
+              <w:rPr>
+                <w:rFonts w:asciiTheme="majorHAnsi" w:hAnsiTheme="majorHAnsi" w:cstheme="majorHAnsi"/>
+                <w:b/>
+                <w:sz w:val="24"/>
+                <w:szCs w:val="24"/>
+              </w:rPr>
+            </w:pPr>
+            <w:r>
+              <w:rPr>
+                <w:rFonts w:asciiTheme="majorHAnsi" w:hAnsiTheme="majorHAnsi" w:cstheme="majorHAnsi"/>
+                <w:b/>
+                <w:sz w:val="24"/>
+                <w:szCs w:val="24"/>
+              </w:rPr>
+              <w:t>Dependency Injection</w:t>
+            </w:r>
+          </w:p>
+        </w:tc>
+        <w:tc>
+          <w:tcPr>
+            <w:tcW w:w="4590" w:type="dxa"/>
+          </w:tcPr>
+          <w:p>
+            <w:pPr>
+              <w:spacing w:after="20"/>
+              <w:rPr>
+                <w:rFonts w:asciiTheme="majorHAnsi" w:hAnsiTheme="majorHAnsi" w:cstheme="majorHAnsi"/>
+                <w:sz w:val="24"/>
+                <w:szCs w:val="24"/>
+              </w:rPr>
+            </w:pPr>
+            <w:r>
+              <w:rPr>
+                <w:rFonts w:asciiTheme="majorHAnsi" w:hAnsiTheme="majorHAnsi" w:cstheme="majorHAnsi"/>
+                <w:sz w:val="24"/>
+                <w:szCs w:val="24"/>
+              </w:rPr>
+              <w:t>Creates and supplies required objects</w:t>
+            </w:r>
+          </w:p>
+        </w:tc>
+      </w:tr>
+      <w:tr>
+        <w:tc>
+          <w:tcPr>
+            <w:tcW w:w="1098" w:type="dxa"/>
+            <w:shd w:val="clear" w:color="auto" w:fill="F3F6F9"/>
+          </w:tcPr>
+          <w:p>
+            <w:pPr>
+              <w:spacing w:after="20"/>
+              <w:rPr>
+                <w:rFonts w:asciiTheme="majorHAnsi" w:hAnsiTheme="majorHAnsi" w:cstheme="majorHAnsi"/>
+                <w:sz w:val="24"/>
+                <w:szCs w:val="24"/>
+              </w:rPr>
+            </w:pPr>
+            <w:r>
+              <w:rPr>
+                <w:rFonts w:asciiTheme="majorHAnsi" w:hAnsiTheme="majorHAnsi" w:cstheme="majorHAnsi"/>
+                <w:sz w:val="24"/>
+                <w:szCs w:val="24"/>
+              </w:rPr>
+              <w:t>4</w:t>
+            </w:r>
+          </w:p>
+        </w:tc>
+        <w:tc>
+          <w:tcPr>
+            <w:tcW w:w="4770" w:type="dxa"/>
+            <w:shd w:val="clear" w:color="auto" w:fill="EAF2F8"/>
+          </w:tcPr>
+          <w:p>
+            <w:pPr>
+              <w:spacing w:after="20"/>
+              <w:rPr>
+                <w:rFonts w:asciiTheme="majorHAnsi" w:hAnsiTheme="majorHAnsi" w:cstheme="majorHAnsi"/>
+                <w:b/>
+                <w:sz w:val="24"/>
+                <w:szCs w:val="24"/>
+              </w:rPr>
+            </w:pPr>
+            <w:r>
+              <w:rPr>
+                <w:rFonts w:asciiTheme="majorHAnsi" w:hAnsiTheme="majorHAnsi" w:cstheme="majorHAnsi"/>
+                <w:b/>
+                <w:sz w:val="24"/>
+                <w:szCs w:val="24"/>
+              </w:rPr>
+              <w:t>E</w:t>
+            </w:r>
+            <w:r>
+              <w:rPr>
+                <w:rFonts w:asciiTheme="majorHAnsi" w:hAnsiTheme="majorHAnsi" w:cstheme="majorHAnsi"/>
+                <w:b/>
+                <w:sz w:val="24"/>
+                <w:szCs w:val="24"/>
+              </w:rPr>
+              <w:t>ntity Framework</w:t>
+            </w:r>
+            <w:r>
+              <w:rPr>
+                <w:rFonts w:asciiTheme="majorHAnsi" w:hAnsiTheme="majorHAnsi" w:cstheme="majorHAnsi"/>
+                <w:b/>
+                <w:sz w:val="24"/>
+                <w:szCs w:val="24"/>
+              </w:rPr>
+              <w:t xml:space="preserve"> Core</w:t>
+            </w:r>
+          </w:p>
+        </w:tc>
+        <w:tc>
+          <w:tcPr>
+            <w:tcW w:w="4590" w:type="dxa"/>
+            <w:shd w:val="clear" w:color="auto" w:fill="F3F6F9"/>
+          </w:tcPr>
+          <w:p>
+            <w:pPr>
+              <w:spacing w:after="20"/>
+              <w:rPr>
+                <w:rFonts w:asciiTheme="majorHAnsi" w:hAnsiTheme="majorHAnsi" w:cstheme="majorHAnsi"/>
+                <w:sz w:val="24"/>
+                <w:szCs w:val="24"/>
+              </w:rPr>
+            </w:pPr>
+            <w:r>
+              <w:rPr>
+                <w:rFonts w:asciiTheme="majorHAnsi" w:hAnsiTheme="majorHAnsi" w:cstheme="majorHAnsi"/>
+                <w:sz w:val="24"/>
+                <w:szCs w:val="24"/>
+              </w:rPr>
+              <w:t xml:space="preserve">.NET </w:t>
+            </w:r>
+            <w:r>
+              <w:rPr>
+                <w:rFonts w:asciiTheme="majorHAnsi" w:hAnsiTheme="majorHAnsi" w:cstheme="majorHAnsi"/>
+                <w:sz w:val="24"/>
+                <w:szCs w:val="24"/>
+              </w:rPr>
+              <w:t>ORM for database access</w:t>
+            </w:r>
+          </w:p>
+        </w:tc>
+      </w:tr>
+      <w:tr>
+        <w:tc>
+          <w:tcPr>
+            <w:tcW w:w="1098" w:type="dxa"/>
+            <w:shd w:val="clear" w:color="auto" w:fill="F3F6F9"/>
+          </w:tcPr>
+          <w:p>
+            <w:pPr>
+              <w:spacing w:after="20"/>
+              <w:rPr>
+                <w:rFonts w:asciiTheme="majorHAnsi" w:hAnsiTheme="majorHAnsi" w:cstheme="majorHAnsi"/>
+                <w:sz w:val="24"/>
+                <w:szCs w:val="24"/>
+              </w:rPr>
+            </w:pPr>
+            <w:r>
+              <w:rPr>
+                <w:rFonts w:asciiTheme="majorHAnsi" w:hAnsiTheme="majorHAnsi" w:cstheme="majorHAnsi"/>
+                <w:sz w:val="24"/>
+                <w:szCs w:val="24"/>
+              </w:rPr>
+              <w:t>5</w:t>
+            </w:r>
+          </w:p>
+        </w:tc>
+        <w:tc>
+          <w:tcPr>
+            <w:tcW w:w="4770" w:type="dxa"/>
+            <w:shd w:val="clear" w:color="auto" w:fill="EAF2F8"/>
+          </w:tcPr>
+          <w:p>
+            <w:pPr>
+              <w:spacing w:after="20"/>
+              <w:rPr>
+                <w:rFonts w:asciiTheme="majorHAnsi" w:hAnsiTheme="majorHAnsi" w:cstheme="majorHAnsi"/>
+                <w:bCs/>
+                <w:sz w:val="24"/>
+                <w:szCs w:val="24"/>
+              </w:rPr>
+            </w:pPr>
+            <w:r>
+              <w:rPr>
+                <w:rFonts w:asciiTheme="majorHAnsi" w:hAnsiTheme="majorHAnsi" w:cstheme="majorHAnsi"/>
+                <w:sz w:val="24"/>
+                <w:szCs w:val="24"/>
+              </w:rPr>
+              <w:t>Middleware</w:t>
+            </w:r>
+          </w:p>
+        </w:tc>
+        <w:tc>
+          <w:tcPr>
+            <w:tcW w:w="4590" w:type="dxa"/>
+            <w:shd w:val="clear" w:color="auto" w:fill="F3F6F9"/>
+          </w:tcPr>
+          <w:p>
+            <w:pPr>
+              <w:spacing w:after="20"/>
+              <w:rPr>
+                <w:rFonts w:asciiTheme="majorHAnsi" w:hAnsiTheme="majorHAnsi" w:cstheme="majorHAnsi"/>
+                <w:sz w:val="24"/>
+                <w:szCs w:val="24"/>
+              </w:rPr>
+            </w:pPr>
+            <w:r>
+              <w:rPr>
+                <w:rFonts w:asciiTheme="majorHAnsi" w:hAnsiTheme="majorHAnsi" w:cstheme="majorHAnsi"/>
+                <w:sz w:val="24"/>
+                <w:szCs w:val="24"/>
+              </w:rPr>
+              <w:t>Processes HTTP requests/responses</w:t>
+            </w:r>
+          </w:p>
+        </w:tc>
+      </w:tr>
+      <w:tr>
+        <w:tc>
+          <w:tcPr>
+            <w:tcW w:w="1098" w:type="dxa"/>
+          </w:tcPr>
+          <w:p>
+            <w:pPr>
+              <w:spacing w:after="20"/>
+              <w:rPr>
+                <w:rFonts w:asciiTheme="majorHAnsi" w:hAnsiTheme="majorHAnsi" w:cstheme="majorHAnsi"/>
+                <w:sz w:val="24"/>
+                <w:szCs w:val="24"/>
+              </w:rPr>
+            </w:pPr>
+            <w:r>
+              <w:rPr>
+                <w:rFonts w:asciiTheme="majorHAnsi" w:hAnsiTheme="majorHAnsi" w:cstheme="majorHAnsi"/>
+                <w:sz w:val="24"/>
+                <w:szCs w:val="24"/>
+              </w:rPr>
+              <w:t>6</w:t>
+            </w:r>
+          </w:p>
+        </w:tc>
+        <w:tc>
+          <w:tcPr>
+            <w:tcW w:w="4770" w:type="dxa"/>
+            <w:shd w:val="clear" w:color="auto" w:fill="EAF2F8"/>
+          </w:tcPr>
+          <w:p>
+            <w:pPr>
+              <w:spacing w:after="20"/>
+              <w:rPr>
+                <w:rFonts w:asciiTheme="majorHAnsi" w:hAnsiTheme="majorHAnsi" w:cstheme="majorHAnsi"/>
+                <w:bCs/>
+                <w:sz w:val="24"/>
+                <w:szCs w:val="24"/>
+              </w:rPr>
+            </w:pPr>
+            <w:r>
+              <w:rPr>
+                <w:rFonts w:asciiTheme="majorHAnsi" w:hAnsiTheme="majorHAnsi" w:cstheme="majorHAnsi"/>
+                <w:sz w:val="24"/>
+                <w:szCs w:val="24"/>
+              </w:rPr>
+              <w:t>CORS</w:t>
+            </w:r>
+          </w:p>
+        </w:tc>
+        <w:tc>
+          <w:tcPr>
+            <w:tcW w:w="4590" w:type="dxa"/>
+          </w:tcPr>
+          <w:p>
+            <w:pPr>
+              <w:spacing w:after="20"/>
+              <w:rPr>
+                <w:rFonts w:asciiTheme="majorHAnsi" w:hAnsiTheme="majorHAnsi" w:cstheme="majorHAnsi"/>
+                <w:sz w:val="24"/>
+                <w:szCs w:val="24"/>
+              </w:rPr>
+            </w:pPr>
+            <w:r>
+              <w:rPr>
+                <w:rFonts w:asciiTheme="majorHAnsi" w:hAnsiTheme="majorHAnsi" w:cstheme="majorHAnsi"/>
+                <w:sz w:val="24"/>
+                <w:szCs w:val="24"/>
+              </w:rPr>
+              <w:t>Controls cross-origin requests</w:t>
+            </w:r>
+          </w:p>
+        </w:tc>
+      </w:tr>
+      <w:tr>
+        <w:tc>
+          <w:tcPr>
+            <w:tcW w:w="1098" w:type="dxa"/>
+          </w:tcPr>
+          <w:p>
+            <w:pPr>
+              <w:spacing w:after="20"/>
+              <w:rPr>
+                <w:rFonts w:asciiTheme="majorHAnsi" w:hAnsiTheme="majorHAnsi" w:cstheme="majorHAnsi"/>
+                <w:sz w:val="24"/>
+                <w:szCs w:val="24"/>
+              </w:rPr>
+            </w:pPr>
+            <w:r>
+              <w:rPr>
+                <w:rFonts w:asciiTheme="majorHAnsi" w:hAnsiTheme="majorHAnsi" w:cstheme="majorHAnsi"/>
+                <w:sz w:val="24"/>
+                <w:szCs w:val="24"/>
+              </w:rPr>
+              <w:t>7</w:t>
+            </w:r>
+          </w:p>
+        </w:tc>
+        <w:tc>
+          <w:tcPr>
+            <w:tcW w:w="4770" w:type="dxa"/>
+            <w:shd w:val="clear" w:color="auto" w:fill="EAF2F8"/>
+          </w:tcPr>
+          <w:p>
+            <w:pPr>
+              <w:spacing w:after="20"/>
+              <w:rPr>
+                <w:rFonts w:asciiTheme="majorHAnsi" w:hAnsiTheme="majorHAnsi" w:cstheme="majorHAnsi"/>
+                <w:b/>
+                <w:bCs/>
+                <w:sz w:val="24"/>
+                <w:szCs w:val="24"/>
+              </w:rPr>
+            </w:pPr>
+            <w:r>
+              <w:rPr>
+                <w:rFonts w:asciiTheme="majorHAnsi" w:hAnsiTheme="majorHAnsi" w:cstheme="majorHAnsi"/>
+                <w:b/>
+                <w:bCs/>
+                <w:sz w:val="24"/>
+                <w:szCs w:val="24"/>
+              </w:rPr>
+              <w:t>JWT</w:t>
+            </w:r>
+          </w:p>
+        </w:tc>
+        <w:tc>
+          <w:tcPr>
+            <w:tcW w:w="4590" w:type="dxa"/>
+          </w:tcPr>
+          <w:p>
+            <w:pPr>
+              <w:spacing w:after="20"/>
+              <w:rPr>
+                <w:rFonts w:asciiTheme="majorHAnsi" w:hAnsiTheme="majorHAnsi" w:cstheme="majorHAnsi"/>
+                <w:sz w:val="24"/>
+                <w:szCs w:val="24"/>
+              </w:rPr>
+            </w:pPr>
+            <w:r>
+              <w:rPr>
+                <w:rFonts w:asciiTheme="majorHAnsi" w:hAnsiTheme="majorHAnsi" w:cstheme="majorHAnsi"/>
+                <w:sz w:val="24"/>
+                <w:szCs w:val="24"/>
+              </w:rPr>
+              <w:t>Common token-based authentication</w:t>
+            </w:r>
+          </w:p>
+        </w:tc>
+      </w:tr>
+      <w:tr>
+        <w:tc>
+          <w:tcPr>
+            <w:tcW w:w="1098" w:type="dxa"/>
+            <w:shd w:val="clear" w:color="auto" w:fill="F3F6F9"/>
+          </w:tcPr>
+          <w:p>
+            <w:pPr>
+              <w:spacing w:after="20"/>
+              <w:rPr>
+                <w:rFonts w:asciiTheme="majorHAnsi" w:hAnsiTheme="majorHAnsi" w:cstheme="majorHAnsi"/>
+                <w:sz w:val="24"/>
+                <w:szCs w:val="24"/>
+              </w:rPr>
+            </w:pPr>
+            <w:r>
+              <w:rPr>
+                <w:rFonts w:asciiTheme="majorHAnsi" w:hAnsiTheme="majorHAnsi" w:cstheme="majorHAnsi"/>
+                <w:sz w:val="24"/>
+                <w:szCs w:val="24"/>
+              </w:rPr>
+              <w:t>8</w:t>
+            </w:r>
+          </w:p>
+        </w:tc>
+        <w:tc>
+          <w:tcPr>
+            <w:tcW w:w="4770" w:type="dxa"/>
+            <w:shd w:val="clear" w:color="auto" w:fill="EAF2F8"/>
+          </w:tcPr>
+          <w:p>
+            <w:pPr>
+              <w:spacing w:after="20"/>
+              <w:rPr>
+                <w:rFonts w:asciiTheme="majorHAnsi" w:hAnsiTheme="majorHAnsi" w:cstheme="majorHAnsi"/>
+                <w:sz w:val="24"/>
+                <w:szCs w:val="24"/>
+              </w:rPr>
+            </w:pPr>
+            <w:r>
+              <w:rPr>
+                <w:rFonts w:asciiTheme="majorHAnsi" w:hAnsiTheme="majorHAnsi" w:cstheme="majorHAnsi"/>
+                <w:sz w:val="24"/>
+                <w:szCs w:val="24"/>
+              </w:rPr>
+              <w:t>Authorization</w:t>
+            </w:r>
+          </w:p>
+        </w:tc>
+        <w:tc>
+          <w:tcPr>
+            <w:tcW w:w="4590" w:type="dxa"/>
+            <w:shd w:val="clear" w:color="auto" w:fill="F3F6F9"/>
+          </w:tcPr>
+          <w:p>
+            <w:pPr>
+              <w:spacing w:after="20"/>
+              <w:rPr>
+                <w:rFonts w:asciiTheme="majorHAnsi" w:hAnsiTheme="majorHAnsi" w:cstheme="majorHAnsi"/>
+                <w:sz w:val="24"/>
+                <w:szCs w:val="24"/>
+              </w:rPr>
+            </w:pPr>
+            <w:r>
+              <w:rPr>
+                <w:rFonts w:asciiTheme="majorHAnsi" w:hAnsiTheme="majorHAnsi" w:cstheme="majorHAnsi"/>
+                <w:sz w:val="24"/>
+                <w:szCs w:val="24"/>
+              </w:rPr>
+              <w:t>Determines what caller can access</w:t>
+            </w:r>
+          </w:p>
+        </w:tc>
+      </w:tr>
+      <w:tr>
+        <w:tc>
+          <w:tcPr>
+            <w:tcW w:w="1098" w:type="dxa"/>
+            <w:shd w:val="clear" w:color="auto" w:fill="F3F6F9"/>
+          </w:tcPr>
+          <w:p>
+            <w:pPr>
+              <w:spacing w:after="20"/>
+              <w:rPr>
+                <w:rFonts w:asciiTheme="majorHAnsi" w:hAnsiTheme="majorHAnsi" w:cstheme="majorHAnsi"/>
+                <w:sz w:val="24"/>
+                <w:szCs w:val="24"/>
+              </w:rPr>
+            </w:pPr>
+            <w:r>
+              <w:rPr>
+                <w:rFonts w:asciiTheme="majorHAnsi" w:hAnsiTheme="majorHAnsi" w:cstheme="majorHAnsi"/>
+                <w:sz w:val="24"/>
+                <w:szCs w:val="24"/>
+              </w:rPr>
+              <w:t>9</w:t>
+            </w:r>
+          </w:p>
+        </w:tc>
+        <w:tc>
+          <w:tcPr>
+            <w:tcW w:w="4770" w:type="dxa"/>
+            <w:shd w:val="clear" w:color="auto" w:fill="EAF2F8"/>
+          </w:tcPr>
+          <w:p>
+            <w:pPr>
+              <w:spacing w:after="20"/>
+              <w:rPr>
+                <w:rFonts w:asciiTheme="majorHAnsi" w:hAnsiTheme="majorHAnsi" w:cstheme="majorHAnsi"/>
+                <w:bCs/>
+                <w:sz w:val="24"/>
+                <w:szCs w:val="24"/>
+              </w:rPr>
+            </w:pPr>
+            <w:r>
+              <w:rPr>
+                <w:rFonts w:asciiTheme="majorHAnsi" w:hAnsiTheme="majorHAnsi" w:cstheme="majorHAnsi"/>
+                <w:sz w:val="24"/>
+                <w:szCs w:val="24"/>
+              </w:rPr>
+              <w:t>Routing</w:t>
+            </w:r>
+          </w:p>
+        </w:tc>
+        <w:tc>
+          <w:tcPr>
+            <w:tcW w:w="4590" w:type="dxa"/>
+            <w:shd w:val="clear" w:color="auto" w:fill="F3F6F9"/>
+          </w:tcPr>
+          <w:p>
+            <w:pPr>
+              <w:spacing w:after="20"/>
+              <w:rPr>
+                <w:rFonts w:asciiTheme="majorHAnsi" w:hAnsiTheme="majorHAnsi" w:cstheme="majorHAnsi"/>
+                <w:sz w:val="24"/>
+                <w:szCs w:val="24"/>
+              </w:rPr>
+            </w:pPr>
+            <w:r>
+              <w:rPr>
+                <w:rFonts w:asciiTheme="majorHAnsi" w:hAnsiTheme="majorHAnsi" w:cstheme="majorHAnsi"/>
+                <w:sz w:val="24"/>
+                <w:szCs w:val="24"/>
+              </w:rPr>
+              <w:t>Maps URLs to controller actions</w:t>
+            </w:r>
+          </w:p>
+        </w:tc>
+      </w:tr>
+      <w:tr>
+        <w:tc>
+          <w:tcPr>
+            <w:tcW w:w="1098" w:type="dxa"/>
+          </w:tcPr>
+          <w:p>
+            <w:pPr>
+              <w:spacing w:after="20"/>
+              <w:rPr>
+                <w:rFonts w:asciiTheme="majorHAnsi" w:hAnsiTheme="majorHAnsi" w:cstheme="majorHAnsi"/>
+                <w:sz w:val="24"/>
+                <w:szCs w:val="24"/>
+              </w:rPr>
+            </w:pPr>
+            <w:r>
+              <w:rPr>
+                <w:rFonts w:asciiTheme="majorHAnsi" w:hAnsiTheme="majorHAnsi" w:cstheme="majorHAnsi"/>
+                <w:sz w:val="24"/>
+                <w:szCs w:val="24"/>
+              </w:rPr>
+              <w:t>10</w:t>
+            </w:r>
+          </w:p>
+        </w:tc>
+        <w:tc>
+          <w:tcPr>
+            <w:tcW w:w="4770" w:type="dxa"/>
+            <w:shd w:val="clear" w:color="auto" w:fill="EAF2F8"/>
+          </w:tcPr>
+          <w:p>
+            <w:pPr>
+              <w:spacing w:after="20"/>
+              <w:rPr>
+                <w:rFonts w:asciiTheme="majorHAnsi" w:hAnsiTheme="majorHAnsi" w:cstheme="majorHAnsi"/>
+                <w:b/>
+                <w:bCs/>
+                <w:sz w:val="24"/>
+                <w:szCs w:val="24"/>
+              </w:rPr>
+            </w:pPr>
+            <w:r>
+              <w:rPr>
+                <w:rFonts w:asciiTheme="majorHAnsi" w:hAnsiTheme="majorHAnsi" w:cstheme="majorHAnsi"/>
+                <w:b/>
+                <w:bCs/>
+                <w:sz w:val="24"/>
+                <w:szCs w:val="24"/>
+              </w:rPr>
+              <w:t>Controllers</w:t>
+            </w:r>
+            <w:r>
+              <w:rPr>
+                <w:rFonts w:asciiTheme="majorHAnsi" w:hAnsiTheme="majorHAnsi" w:cstheme="majorHAnsi"/>
+                <w:b/>
+                <w:bCs/>
+                <w:sz w:val="24"/>
+                <w:szCs w:val="24"/>
+              </w:rPr>
+              <w:t xml:space="preserve"> (ControllerBase Hierarchy)</w:t>
+            </w:r>
+          </w:p>
+        </w:tc>
+        <w:tc>
+          <w:tcPr>
+            <w:tcW w:w="4590" w:type="dxa"/>
+          </w:tcPr>
+          <w:p>
+            <w:pPr>
+              <w:spacing w:after="20"/>
+              <w:rPr>
+                <w:rFonts w:asciiTheme="majorHAnsi" w:hAnsiTheme="majorHAnsi" w:cstheme="majorHAnsi"/>
+                <w:sz w:val="24"/>
+                <w:szCs w:val="24"/>
+              </w:rPr>
+            </w:pPr>
+            <w:r>
+              <w:rPr>
+                <w:rFonts w:asciiTheme="majorHAnsi" w:hAnsiTheme="majorHAnsi" w:cstheme="majorHAnsi"/>
+                <w:sz w:val="24"/>
+                <w:szCs w:val="24"/>
+              </w:rPr>
+              <w:t>API endpoints / HTTP layer</w:t>
+            </w:r>
+          </w:p>
+        </w:tc>
+      </w:tr>
+      <w:tr>
+        <w:tc>
+          <w:tcPr>
+            <w:tcW w:w="1098" w:type="dxa"/>
+            <w:shd w:val="clear" w:color="auto" w:fill="F3F6F9"/>
+          </w:tcPr>
+          <w:p>
+            <w:pPr>
+              <w:spacing w:after="20"/>
+              <w:rPr>
+                <w:rFonts w:asciiTheme="majorHAnsi" w:hAnsiTheme="majorHAnsi" w:cstheme="majorHAnsi"/>
+                <w:sz w:val="24"/>
+                <w:szCs w:val="24"/>
+              </w:rPr>
+            </w:pPr>
+            <w:r>
+              <w:rPr>
+                <w:rFonts w:asciiTheme="majorHAnsi" w:hAnsiTheme="majorHAnsi" w:cstheme="majorHAnsi"/>
+                <w:sz w:val="24"/>
+                <w:szCs w:val="24"/>
+              </w:rPr>
+              <w:t>11</w:t>
+            </w:r>
+          </w:p>
+        </w:tc>
+        <w:tc>
+          <w:tcPr>
+            <w:tcW w:w="4770" w:type="dxa"/>
+            <w:shd w:val="clear" w:color="auto" w:fill="EAF2F8"/>
+          </w:tcPr>
+          <w:p>
+            <w:pPr>
+              <w:spacing w:after="20"/>
+              <w:rPr>
+                <w:rFonts w:asciiTheme="majorHAnsi" w:hAnsiTheme="majorHAnsi" w:cstheme="majorHAnsi"/>
+                <w:bCs/>
+                <w:sz w:val="24"/>
+                <w:szCs w:val="24"/>
+              </w:rPr>
+            </w:pPr>
+            <w:r>
+              <w:rPr>
+                <w:rFonts w:asciiTheme="majorHAnsi" w:hAnsiTheme="majorHAnsi" w:cstheme="majorHAnsi"/>
+                <w:sz w:val="24"/>
+                <w:szCs w:val="24"/>
+              </w:rPr>
+              <w:t>Action Methods</w:t>
+            </w:r>
+          </w:p>
+        </w:tc>
+        <w:tc>
+          <w:tcPr>
+            <w:tcW w:w="4590" w:type="dxa"/>
+            <w:shd w:val="clear" w:color="auto" w:fill="F3F6F9"/>
+          </w:tcPr>
+          <w:p>
+            <w:pPr>
+              <w:spacing w:after="20"/>
+              <w:rPr>
+                <w:rFonts w:asciiTheme="majorHAnsi" w:hAnsiTheme="majorHAnsi" w:cstheme="majorHAnsi"/>
+                <w:sz w:val="24"/>
+                <w:szCs w:val="24"/>
+              </w:rPr>
+            </w:pPr>
+            <w:r>
+              <w:rPr>
+                <w:rFonts w:asciiTheme="majorHAnsi" w:hAnsiTheme="majorHAnsi" w:cstheme="majorHAnsi"/>
+                <w:sz w:val="24"/>
+                <w:szCs w:val="24"/>
+              </w:rPr>
+              <w:t>GET, POST, PUT, DELETE operations</w:t>
+            </w:r>
+          </w:p>
+        </w:tc>
+      </w:tr>
+      <w:tr>
+        <w:tc>
+          <w:tcPr>
+            <w:tcW w:w="1098" w:type="dxa"/>
+            <w:shd w:val="clear" w:color="auto" w:fill="F3F6F9"/>
+          </w:tcPr>
+          <w:p>
+            <w:pPr>
+              <w:spacing w:after="20"/>
+              <w:rPr>
+                <w:rFonts w:asciiTheme="majorHAnsi" w:hAnsiTheme="majorHAnsi" w:cstheme="majorHAnsi"/>
+                <w:sz w:val="24"/>
+                <w:szCs w:val="24"/>
+              </w:rPr>
+            </w:pPr>
+            <w:r>
+              <w:rPr>
+                <w:rFonts w:asciiTheme="majorHAnsi" w:hAnsiTheme="majorHAnsi" w:cstheme="majorHAnsi"/>
+                <w:sz w:val="24"/>
+                <w:szCs w:val="24"/>
+              </w:rPr>
+              <w:t>1</w:t>
+            </w:r>
+            <w:r>
+              <w:rPr>
+                <w:rFonts w:asciiTheme="majorHAnsi" w:hAnsiTheme="majorHAnsi" w:cstheme="majorHAnsi"/>
+                <w:sz w:val="24"/>
+                <w:szCs w:val="24"/>
+              </w:rPr>
+              <w:t>2</w:t>
+            </w:r>
+          </w:p>
+        </w:tc>
+        <w:tc>
+          <w:tcPr>
+            <w:tcW w:w="4770" w:type="dxa"/>
+            <w:shd w:val="clear" w:color="auto" w:fill="EAF2F8"/>
+          </w:tcPr>
+          <w:p>
+            <w:pPr>
+              <w:spacing w:after="20"/>
+              <w:rPr>
+                <w:rFonts w:asciiTheme="majorHAnsi" w:hAnsiTheme="majorHAnsi" w:cstheme="majorHAnsi"/>
+                <w:bCs/>
+                <w:sz w:val="24"/>
+                <w:szCs w:val="24"/>
+              </w:rPr>
+            </w:pPr>
+            <w:r>
+              <w:rPr>
+                <w:rFonts w:asciiTheme="majorHAnsi" w:hAnsiTheme="majorHAnsi" w:cstheme="majorHAnsi"/>
+                <w:sz w:val="24"/>
+                <w:szCs w:val="24"/>
+              </w:rPr>
+              <w:t>Model Classes</w:t>
+            </w:r>
+          </w:p>
+        </w:tc>
+        <w:tc>
+          <w:tcPr>
+            <w:tcW w:w="4590" w:type="dxa"/>
+            <w:shd w:val="clear" w:color="auto" w:fill="F3F6F9"/>
+          </w:tcPr>
+          <w:p>
+            <w:pPr>
+              <w:spacing w:after="20"/>
+              <w:rPr>
+                <w:rFonts w:asciiTheme="majorHAnsi" w:hAnsiTheme="majorHAnsi" w:cstheme="majorHAnsi"/>
+                <w:sz w:val="24"/>
+                <w:szCs w:val="24"/>
+              </w:rPr>
+            </w:pPr>
+            <w:r>
+              <w:rPr>
+                <w:rFonts w:asciiTheme="majorHAnsi" w:hAnsiTheme="majorHAnsi" w:cstheme="majorHAnsi"/>
+                <w:sz w:val="24"/>
+                <w:szCs w:val="24"/>
+              </w:rPr>
+              <w:t>Represent application data</w:t>
+            </w:r>
+          </w:p>
+        </w:tc>
+      </w:tr>
+      <w:tr>
+        <w:tc>
+          <w:tcPr>
+            <w:tcW w:w="1098" w:type="dxa"/>
+            <w:shd w:val="clear" w:color="auto" w:fill="F3F6F9"/>
+          </w:tcPr>
+          <w:p>
+            <w:pPr>
+              <w:spacing w:after="20"/>
+              <w:rPr>
+                <w:rFonts w:asciiTheme="majorHAnsi" w:hAnsiTheme="majorHAnsi" w:cstheme="majorHAnsi"/>
+                <w:sz w:val="24"/>
+                <w:szCs w:val="24"/>
+              </w:rPr>
+            </w:pPr>
+            <w:r>
+              <w:rPr>
+                <w:rFonts w:asciiTheme="majorHAnsi" w:hAnsiTheme="majorHAnsi" w:cstheme="majorHAnsi"/>
+                <w:sz w:val="24"/>
+                <w:szCs w:val="24"/>
+              </w:rPr>
+              <w:t>1</w:t>
+            </w:r>
+            <w:r>
+              <w:rPr>
+                <w:rFonts w:asciiTheme="majorHAnsi" w:hAnsiTheme="majorHAnsi" w:cstheme="majorHAnsi"/>
+                <w:sz w:val="24"/>
+                <w:szCs w:val="24"/>
+              </w:rPr>
+              <w:t>3</w:t>
+            </w:r>
+          </w:p>
+        </w:tc>
+        <w:tc>
+          <w:tcPr>
+            <w:tcW w:w="4770" w:type="dxa"/>
+            <w:shd w:val="clear" w:color="auto" w:fill="EAF2F8"/>
+          </w:tcPr>
+          <w:p>
+            <w:pPr>
+              <w:spacing w:after="20"/>
+              <w:rPr>
+                <w:rFonts w:asciiTheme="majorHAnsi" w:hAnsiTheme="majorHAnsi" w:cstheme="majorHAnsi"/>
+                <w:bCs/>
+                <w:sz w:val="24"/>
+                <w:szCs w:val="24"/>
+              </w:rPr>
+            </w:pPr>
+            <w:r>
+              <w:rPr>
+                <w:rFonts w:asciiTheme="majorHAnsi" w:hAnsiTheme="majorHAnsi" w:cstheme="majorHAnsi"/>
+                <w:sz w:val="24"/>
+                <w:szCs w:val="24"/>
+              </w:rPr>
+              <w:t>Services</w:t>
+            </w:r>
+          </w:p>
+        </w:tc>
+        <w:tc>
+          <w:tcPr>
+            <w:tcW w:w="4590" w:type="dxa"/>
+            <w:shd w:val="clear" w:color="auto" w:fill="F3F6F9"/>
+          </w:tcPr>
+          <w:p>
+            <w:pPr>
+              <w:spacing w:after="20"/>
+              <w:rPr>
+                <w:rFonts w:asciiTheme="majorHAnsi" w:hAnsiTheme="majorHAnsi" w:cstheme="majorHAnsi"/>
+                <w:sz w:val="24"/>
+                <w:szCs w:val="24"/>
+              </w:rPr>
+            </w:pPr>
+            <w:r>
+              <w:rPr>
+                <w:rFonts w:asciiTheme="majorHAnsi" w:hAnsiTheme="majorHAnsi" w:cstheme="majorHAnsi"/>
+                <w:sz w:val="24"/>
+                <w:szCs w:val="24"/>
+              </w:rPr>
+              <w:t>Contains business logic</w:t>
+            </w:r>
+          </w:p>
+        </w:tc>
+      </w:tr>
+      <w:tr>
+        <w:tc>
+          <w:tcPr>
+            <w:tcW w:w="1098" w:type="dxa"/>
+            <w:shd w:val="clear" w:color="auto" w:fill="F3F6F9"/>
+          </w:tcPr>
+          <w:p>
+            <w:pPr>
+              <w:spacing w:after="20"/>
+              <w:rPr>
+                <w:rFonts w:asciiTheme="majorHAnsi" w:hAnsiTheme="majorHAnsi" w:cstheme="majorHAnsi"/>
+                <w:sz w:val="24"/>
+                <w:szCs w:val="24"/>
+              </w:rPr>
+            </w:pPr>
+            <w:r>
+              <w:rPr>
+                <w:rFonts w:asciiTheme="majorHAnsi" w:hAnsiTheme="majorHAnsi" w:cstheme="majorHAnsi"/>
+                <w:sz w:val="24"/>
+                <w:szCs w:val="24"/>
+              </w:rPr>
+              <w:t>1</w:t>
+            </w:r>
+            <w:r>
+              <w:rPr>
+                <w:rFonts w:asciiTheme="majorHAnsi" w:hAnsiTheme="majorHAnsi" w:cstheme="majorHAnsi"/>
+                <w:sz w:val="24"/>
+                <w:szCs w:val="24"/>
+              </w:rPr>
+              <w:t>4</w:t>
+            </w:r>
+          </w:p>
+        </w:tc>
+        <w:tc>
+          <w:tcPr>
+            <w:tcW w:w="4770" w:type="dxa"/>
+            <w:shd w:val="clear" w:color="auto" w:fill="EAF2F8"/>
+          </w:tcPr>
+          <w:p>
+            <w:pPr>
+              <w:spacing w:after="20"/>
+              <w:rPr>
+                <w:rFonts w:asciiTheme="majorHAnsi" w:hAnsiTheme="majorHAnsi" w:cstheme="majorHAnsi"/>
+                <w:b/>
+                <w:bCs/>
+                <w:sz w:val="24"/>
+                <w:szCs w:val="24"/>
+              </w:rPr>
+            </w:pPr>
+            <w:r>
+              <w:rPr>
+                <w:rFonts w:asciiTheme="majorHAnsi" w:hAnsiTheme="majorHAnsi" w:cstheme="majorHAnsi"/>
+                <w:b/>
+                <w:bCs/>
+                <w:sz w:val="24"/>
+                <w:szCs w:val="24"/>
+              </w:rPr>
+              <w:t>Repository</w:t>
+            </w:r>
+          </w:p>
+        </w:tc>
+        <w:tc>
+          <w:tcPr>
+            <w:tcW w:w="4590" w:type="dxa"/>
+            <w:shd w:val="clear" w:color="auto" w:fill="F3F6F9"/>
+          </w:tcPr>
+          <w:p>
+            <w:pPr>
+              <w:spacing w:after="20"/>
+              <w:rPr>
+                <w:rFonts w:asciiTheme="majorHAnsi" w:hAnsiTheme="majorHAnsi" w:cstheme="majorHAnsi"/>
+                <w:sz w:val="24"/>
+                <w:szCs w:val="24"/>
+              </w:rPr>
+            </w:pPr>
+            <w:r>
+              <w:rPr>
+                <w:rFonts w:asciiTheme="majorHAnsi" w:hAnsiTheme="majorHAnsi" w:cstheme="majorHAnsi"/>
+                <w:sz w:val="24"/>
+                <w:szCs w:val="24"/>
+              </w:rPr>
+              <w:t>Handles data-access operations</w:t>
+            </w:r>
+          </w:p>
+        </w:tc>
+      </w:tr>
+      <w:tr>
+        <w:tc>
+          <w:tcPr>
+            <w:tcW w:w="1098" w:type="dxa"/>
+            <w:shd w:val="clear" w:color="auto" w:fill="F3F6F9"/>
+          </w:tcPr>
+          <w:p>
+            <w:pPr>
+              <w:spacing w:after="20"/>
+              <w:rPr>
+                <w:rFonts w:asciiTheme="majorHAnsi" w:hAnsiTheme="majorHAnsi" w:cstheme="majorHAnsi"/>
+                <w:sz w:val="24"/>
+                <w:szCs w:val="24"/>
+              </w:rPr>
+            </w:pPr>
+            <w:r>
+              <w:rPr>
+                <w:rFonts w:asciiTheme="majorHAnsi" w:hAnsiTheme="majorHAnsi" w:cstheme="majorHAnsi"/>
+                <w:sz w:val="24"/>
+                <w:szCs w:val="24"/>
+              </w:rPr>
+              <w:t>15</w:t>
+            </w:r>
+          </w:p>
+        </w:tc>
+        <w:tc>
+          <w:tcPr>
+            <w:tcW w:w="4770" w:type="dxa"/>
+            <w:shd w:val="clear" w:color="auto" w:fill="EAF2F8"/>
+          </w:tcPr>
+          <w:p>
+            <w:pPr>
+              <w:spacing w:after="20"/>
+              <w:rPr>
+                <w:rFonts w:asciiTheme="majorHAnsi" w:hAnsiTheme="majorHAnsi" w:cstheme="majorHAnsi"/>
+                <w:bCs/>
+                <w:sz w:val="24"/>
+                <w:szCs w:val="24"/>
+              </w:rPr>
+            </w:pPr>
+            <w:r>
+              <w:rPr>
+                <w:rFonts w:asciiTheme="majorHAnsi" w:hAnsiTheme="majorHAnsi" w:cstheme="majorHAnsi"/>
+                <w:bCs/>
+                <w:sz w:val="24"/>
+                <w:szCs w:val="24"/>
+              </w:rPr>
+              <w:t xml:space="preserve">Database Objects (Tables, SPs, Views </w:t>
+            </w:r>
+            <w:r>
+              <w:rPr>
+                <w:rFonts w:asciiTheme="majorHAnsi" w:hAnsiTheme="majorHAnsi" w:cstheme="majorHAnsi"/>
+                <w:bCs/>
+                <w:sz w:val="24"/>
+                <w:szCs w:val="24"/>
+              </w:rPr>
+              <w:t>etc.</w:t>
+            </w:r>
+            <w:r>
+              <w:rPr>
+                <w:rFonts w:asciiTheme="majorHAnsi" w:hAnsiTheme="majorHAnsi" w:cstheme="majorHAnsi"/>
+                <w:bCs/>
+                <w:sz w:val="24"/>
+                <w:szCs w:val="24"/>
+              </w:rPr>
+              <w:t>)</w:t>
+            </w:r>
+          </w:p>
+        </w:tc>
+        <w:tc>
+          <w:tcPr>
+            <w:tcW w:w="4590" w:type="dxa"/>
+            <w:shd w:val="clear" w:color="auto" w:fill="F3F6F9"/>
+          </w:tcPr>
+          <w:p>
+            <w:pPr>
+              <w:spacing w:after="20"/>
+              <w:rPr>
+                <w:rFonts w:asciiTheme="majorHAnsi" w:hAnsiTheme="majorHAnsi" w:cstheme="majorHAnsi"/>
+                <w:sz w:val="24"/>
+                <w:szCs w:val="24"/>
+              </w:rPr>
+            </w:pPr>
+            <w:r>
+              <w:rPr>
+                <w:rFonts w:asciiTheme="majorHAnsi" w:hAnsiTheme="majorHAnsi" w:cstheme="majorHAnsi"/>
+                <w:sz w:val="24"/>
+                <w:szCs w:val="24"/>
+              </w:rPr>
+              <w:t>Database objects to get/set data</w:t>
+            </w:r>
+          </w:p>
+        </w:tc>
+      </w:tr>
+      <w:tr>
+        <w:tc>
+          <w:tcPr>
+            <w:tcW w:w="1098" w:type="dxa"/>
+          </w:tcPr>
+          <w:p>
+            <w:pPr>
+              <w:spacing w:after="20"/>
+              <w:rPr>
+                <w:rFonts w:asciiTheme="majorHAnsi" w:hAnsiTheme="majorHAnsi" w:cstheme="majorHAnsi"/>
+                <w:sz w:val="24"/>
+                <w:szCs w:val="24"/>
+              </w:rPr>
+            </w:pPr>
+            <w:r>
+              <w:rPr>
+                <w:rFonts w:asciiTheme="majorHAnsi" w:hAnsiTheme="majorHAnsi" w:cstheme="majorHAnsi"/>
+                <w:sz w:val="24"/>
+                <w:szCs w:val="24"/>
+              </w:rPr>
+              <w:t>1</w:t>
+            </w:r>
+            <w:r>
+              <w:rPr>
+                <w:rFonts w:asciiTheme="majorHAnsi" w:hAnsiTheme="majorHAnsi" w:cstheme="majorHAnsi"/>
+                <w:sz w:val="24"/>
+                <w:szCs w:val="24"/>
+              </w:rPr>
+              <w:t>6</w:t>
+            </w:r>
+          </w:p>
+        </w:tc>
+        <w:tc>
+          <w:tcPr>
+            <w:tcW w:w="4770" w:type="dxa"/>
+            <w:shd w:val="clear" w:color="auto" w:fill="EAF2F8"/>
+          </w:tcPr>
+          <w:p>
+            <w:pPr>
+              <w:spacing w:after="20"/>
+              <w:rPr>
+                <w:rFonts w:asciiTheme="majorHAnsi" w:hAnsiTheme="majorHAnsi" w:cstheme="majorHAnsi"/>
+                <w:bCs/>
+                <w:sz w:val="24"/>
+                <w:szCs w:val="24"/>
+              </w:rPr>
+            </w:pPr>
+            <w:r>
+              <w:rPr>
+                <w:rFonts w:asciiTheme="majorHAnsi" w:hAnsiTheme="majorHAnsi" w:cstheme="majorHAnsi"/>
+                <w:b/>
+                <w:bCs/>
+                <w:sz w:val="24"/>
+                <w:szCs w:val="24"/>
+              </w:rPr>
+              <w:t>Swagger</w:t>
+            </w:r>
+            <w:r>
+              <w:rPr>
+                <w:rFonts w:asciiTheme="majorHAnsi" w:hAnsiTheme="majorHAnsi" w:cstheme="majorHAnsi"/>
+                <w:sz w:val="24"/>
+                <w:szCs w:val="24"/>
+              </w:rPr>
+              <w:t>/OpenAPI</w:t>
+            </w:r>
+          </w:p>
+        </w:tc>
+        <w:tc>
+          <w:tcPr>
+            <w:tcW w:w="4590" w:type="dxa"/>
+          </w:tcPr>
+          <w:p>
+            <w:pPr>
+              <w:spacing w:after="20"/>
+              <w:rPr>
+                <w:rFonts w:asciiTheme="majorHAnsi" w:hAnsiTheme="majorHAnsi" w:cstheme="majorHAnsi"/>
+                <w:sz w:val="24"/>
+                <w:szCs w:val="24"/>
+              </w:rPr>
+            </w:pPr>
+            <w:r>
+              <w:rPr>
+                <w:rFonts w:asciiTheme="majorHAnsi" w:hAnsiTheme="majorHAnsi" w:cstheme="majorHAnsi"/>
+                <w:sz w:val="24"/>
+                <w:szCs w:val="24"/>
+              </w:rPr>
+              <w:t>API documentation and testing</w:t>
+            </w:r>
+          </w:p>
+        </w:tc>
+      </w:tr>
+    </w:tbl>
+    <w:p>
+      <w:pPr>
+        <w:jc w:val="center"/>
+        <w:rPr>
+          <w:b/>
+          <w:color w:val="1F4E79"/>
+          <w:sz w:val="40"/>
+        </w:rPr>
+      </w:pPr>
+    </w:p>
+    <w:p>
+      <w:pPr>
+        <w:jc w:val="center"/>
+      </w:pPr>
+      <w:r>
+        <w:rPr>
+          <w:b/>
+          <w:color w:val="1F4E79"/>
+          <w:sz w:val="40"/>
+        </w:rPr>
+        <w:t>C# Training Session — Java</w:t>
       </w:r>
       <w:r>
         <w:rPr>
@@ -919,6 +2387,7 @@
                 <w:rFonts w:ascii="Calibri" w:hAnsi="Calibri" w:cs="Calibri"/>
                 <w:sz w:val="22"/>
               </w:rPr>
+              <w:lastRenderedPageBreak/>
               <w:t>3</w:t>
             </w:r>
           </w:p>
@@ -1266,23 +2735,13 @@
                 <w:sz w:val="22"/>
               </w:rPr>
             </w:pPr>
-            <w:proofErr w:type="spellStart"/>
             <w:r>
               <w:rPr>
                 <w:rFonts w:ascii="Calibri" w:hAnsi="Calibri" w:cs="Calibri"/>
                 <w:bCs/>
                 <w:sz w:val="22"/>
               </w:rPr>
-              <w:t>ControllerBase</w:t>
-            </w:r>
-            <w:proofErr w:type="spellEnd"/>
-            <w:r>
-              <w:rPr>
-                <w:rFonts w:ascii="Calibri" w:hAnsi="Calibri" w:cs="Calibri"/>
-                <w:bCs/>
-                <w:sz w:val="22"/>
-              </w:rPr>
-              <w:t xml:space="preserve"> Class Exploring</w:t>
+              <w:t>ControllerBase Class Exploring</w:t>
             </w:r>
           </w:p>
         </w:tc>
@@ -2402,6 +3861,7 @@
   <w:style w:type="character" w:default="1" w:styleId="DefaultParagraphFont">
     <w:name w:val="Default Paragraph Font"/>
     <w:uiPriority w:val="1"/>
+    <w:semiHidden/>
     <w:unhideWhenUsed/>
   </w:style>
   <w:style w:type="table" w:default="1" w:styleId="TableNormal">
